--- a/content/scratch/docx/topic-09-toa-do-va-ban-do.docx
+++ b/content/scratch/docx/topic-09-toa-do-va-ban-do.docx
@@ -3777,6 +3777,7 @@
     <w:link w:val="VerbatimChar"/>
     <w:pPr>
       <w:wordWrap w:val="off"/>
+      <w:shd w:val="clear" w:fill="f8f8f8"/>
     </w:pPr>
   </w:style>
   <w:style w:type="character" w:customStyle="1" w:styleId="KeywordTok">
@@ -3784,85 +3785,96 @@
     <w:basedOn w:val="VerbatimChar"/>
     <w:rPr>
       <w:b/>
-      <w:color w:val="007020"/>
+      <w:color w:val="204a87"/>
+      <w:shd w:val="clear" w:fill="f8f8f8"/>
     </w:rPr>
   </w:style>
   <w:style w:type="character" w:customStyle="1" w:styleId="DataTypeTok">
     <w:name w:val="DataTypeTok"/>
     <w:basedOn w:val="VerbatimChar"/>
     <w:rPr>
-      <w:color w:val="902000"/>
+      <w:color w:val="204a87"/>
+      <w:shd w:val="clear" w:fill="f8f8f8"/>
     </w:rPr>
   </w:style>
   <w:style w:type="character" w:customStyle="1" w:styleId="DecValTok">
     <w:name w:val="DecValTok"/>
     <w:basedOn w:val="VerbatimChar"/>
     <w:rPr>
-      <w:color w:val="40a070"/>
+      <w:color w:val="0000cf"/>
+      <w:shd w:val="clear" w:fill="f8f8f8"/>
     </w:rPr>
   </w:style>
   <w:style w:type="character" w:customStyle="1" w:styleId="BaseNTok">
     <w:name w:val="BaseNTok"/>
     <w:basedOn w:val="VerbatimChar"/>
     <w:rPr>
-      <w:color w:val="40a070"/>
+      <w:color w:val="0000cf"/>
+      <w:shd w:val="clear" w:fill="f8f8f8"/>
     </w:rPr>
   </w:style>
   <w:style w:type="character" w:customStyle="1" w:styleId="FloatTok">
     <w:name w:val="FloatTok"/>
     <w:basedOn w:val="VerbatimChar"/>
     <w:rPr>
-      <w:color w:val="40a070"/>
+      <w:color w:val="0000cf"/>
+      <w:shd w:val="clear" w:fill="f8f8f8"/>
     </w:rPr>
   </w:style>
   <w:style w:type="character" w:customStyle="1" w:styleId="ConstantTok">
     <w:name w:val="ConstantTok"/>
     <w:basedOn w:val="VerbatimChar"/>
     <w:rPr>
-      <w:color w:val="880000"/>
+      <w:color w:val="8f5902"/>
+      <w:shd w:val="clear" w:fill="f8f8f8"/>
     </w:rPr>
   </w:style>
   <w:style w:type="character" w:customStyle="1" w:styleId="CharTok">
     <w:name w:val="CharTok"/>
     <w:basedOn w:val="VerbatimChar"/>
     <w:rPr>
-      <w:color w:val="4070a0"/>
+      <w:color w:val="4e9a06"/>
+      <w:shd w:val="clear" w:fill="f8f8f8"/>
     </w:rPr>
   </w:style>
   <w:style w:type="character" w:customStyle="1" w:styleId="SpecialCharTok">
     <w:name w:val="SpecialCharTok"/>
     <w:basedOn w:val="VerbatimChar"/>
     <w:rPr>
-      <w:color w:val="4070a0"/>
+      <w:b/>
+      <w:color w:val="ce5c00"/>
+      <w:shd w:val="clear" w:fill="f8f8f8"/>
     </w:rPr>
   </w:style>
   <w:style w:type="character" w:customStyle="1" w:styleId="StringTok">
     <w:name w:val="StringTok"/>
     <w:basedOn w:val="VerbatimChar"/>
     <w:rPr>
-      <w:color w:val="4070a0"/>
+      <w:color w:val="4e9a06"/>
+      <w:shd w:val="clear" w:fill="f8f8f8"/>
     </w:rPr>
   </w:style>
   <w:style w:type="character" w:customStyle="1" w:styleId="VerbatimStringTok">
     <w:name w:val="VerbatimStringTok"/>
     <w:basedOn w:val="VerbatimChar"/>
     <w:rPr>
-      <w:color w:val="4070a0"/>
+      <w:color w:val="4e9a06"/>
+      <w:shd w:val="clear" w:fill="f8f8f8"/>
     </w:rPr>
   </w:style>
   <w:style w:type="character" w:customStyle="1" w:styleId="SpecialStringTok">
     <w:name w:val="SpecialStringTok"/>
     <w:basedOn w:val="VerbatimChar"/>
     <w:rPr>
-      <w:color w:val="bb6688"/>
+      <w:color w:val="4e9a06"/>
+      <w:shd w:val="clear" w:fill="f8f8f8"/>
     </w:rPr>
   </w:style>
   <w:style w:type="character" w:customStyle="1" w:styleId="ImportTok">
     <w:name w:val="ImportTok"/>
     <w:basedOn w:val="VerbatimChar"/>
     <w:rPr>
-      <w:b/>
-      <w:color w:val="008000"/>
+      <w:shd w:val="clear" w:fill="f8f8f8"/>
     </w:rPr>
   </w:style>
   <w:style w:type="character" w:customStyle="1" w:styleId="CommentTok">
@@ -3870,15 +3882,18 @@
     <w:basedOn w:val="VerbatimChar"/>
     <w:rPr>
       <w:i/>
-      <w:color w:val="60a0b0"/>
+      <w:color w:val="8f5902"/>
+      <w:shd w:val="clear" w:fill="f8f8f8"/>
     </w:rPr>
   </w:style>
   <w:style w:type="character" w:customStyle="1" w:styleId="DocumentationTok">
     <w:name w:val="DocumentationTok"/>
     <w:basedOn w:val="VerbatimChar"/>
     <w:rPr>
+      <w:b/>
       <w:i/>
-      <w:color w:val="ba2121"/>
+      <w:color w:val="8f5902"/>
+      <w:shd w:val="clear" w:fill="f8f8f8"/>
     </w:rPr>
   </w:style>
   <w:style w:type="character" w:customStyle="1" w:styleId="AnnotationTok">
@@ -3887,7 +3902,8 @@
     <w:rPr>
       <w:b/>
       <w:i/>
-      <w:color w:val="60a0b0"/>
+      <w:color w:val="8f5902"/>
+      <w:shd w:val="clear" w:fill="f8f8f8"/>
     </w:rPr>
   </w:style>
   <w:style w:type="character" w:customStyle="1" w:styleId="CommentVarTok">
@@ -3896,28 +3912,33 @@
     <w:rPr>
       <w:b/>
       <w:i/>
-      <w:color w:val="60a0b0"/>
+      <w:color w:val="8f5902"/>
+      <w:shd w:val="clear" w:fill="f8f8f8"/>
     </w:rPr>
   </w:style>
   <w:style w:type="character" w:customStyle="1" w:styleId="OtherTok">
     <w:name w:val="OtherTok"/>
     <w:basedOn w:val="VerbatimChar"/>
     <w:rPr>
-      <w:color w:val="007020"/>
+      <w:color w:val="8f5902"/>
+      <w:shd w:val="clear" w:fill="f8f8f8"/>
     </w:rPr>
   </w:style>
   <w:style w:type="character" w:customStyle="1" w:styleId="FunctionTok">
     <w:name w:val="FunctionTok"/>
     <w:basedOn w:val="VerbatimChar"/>
     <w:rPr>
-      <w:color w:val="06287e"/>
+      <w:b/>
+      <w:color w:val="204a87"/>
+      <w:shd w:val="clear" w:fill="f8f8f8"/>
     </w:rPr>
   </w:style>
   <w:style w:type="character" w:customStyle="1" w:styleId="VariableTok">
     <w:name w:val="VariableTok"/>
     <w:basedOn w:val="VerbatimChar"/>
     <w:rPr>
-      <w:color w:val="19177c"/>
+      <w:color w:val="000000"/>
+      <w:shd w:val="clear" w:fill="f8f8f8"/>
     </w:rPr>
   </w:style>
   <w:style w:type="character" w:customStyle="1" w:styleId="ControlFlowTok">
@@ -3925,46 +3946,56 @@
     <w:basedOn w:val="VerbatimChar"/>
     <w:rPr>
       <w:b/>
-      <w:color w:val="007020"/>
+      <w:color w:val="204a87"/>
+      <w:shd w:val="clear" w:fill="f8f8f8"/>
     </w:rPr>
   </w:style>
   <w:style w:type="character" w:customStyle="1" w:styleId="OperatorTok">
     <w:name w:val="OperatorTok"/>
     <w:basedOn w:val="VerbatimChar"/>
     <w:rPr>
-      <w:color w:val="666666"/>
+      <w:b/>
+      <w:color w:val="ce5c00"/>
+      <w:shd w:val="clear" w:fill="f8f8f8"/>
     </w:rPr>
   </w:style>
   <w:style w:type="character" w:customStyle="1" w:styleId="BuiltInTok">
     <w:name w:val="BuiltInTok"/>
     <w:basedOn w:val="VerbatimChar"/>
     <w:rPr>
-      <w:color w:val="008000"/>
+      <w:shd w:val="clear" w:fill="f8f8f8"/>
     </w:rPr>
   </w:style>
   <w:style w:type="character" w:customStyle="1" w:styleId="ExtensionTok">
     <w:name w:val="ExtensionTok"/>
     <w:basedOn w:val="VerbatimChar"/>
-    <w:rPr/>
+    <w:rPr>
+      <w:shd w:val="clear" w:fill="f8f8f8"/>
+    </w:rPr>
   </w:style>
   <w:style w:type="character" w:customStyle="1" w:styleId="PreprocessorTok">
     <w:name w:val="PreprocessorTok"/>
     <w:basedOn w:val="VerbatimChar"/>
     <w:rPr>
-      <w:color w:val="bc7a00"/>
+      <w:i/>
+      <w:color w:val="8f5902"/>
+      <w:shd w:val="clear" w:fill="f8f8f8"/>
     </w:rPr>
   </w:style>
   <w:style w:type="character" w:customStyle="1" w:styleId="AttributeTok">
     <w:name w:val="AttributeTok"/>
     <w:basedOn w:val="VerbatimChar"/>
     <w:rPr>
-      <w:color w:val="7d9029"/>
+      <w:color w:val="204a87"/>
+      <w:shd w:val="clear" w:fill="f8f8f8"/>
     </w:rPr>
   </w:style>
   <w:style w:type="character" w:customStyle="1" w:styleId="RegionMarkerTok">
     <w:name w:val="RegionMarkerTok"/>
     <w:basedOn w:val="VerbatimChar"/>
-    <w:rPr/>
+    <w:rPr>
+      <w:shd w:val="clear" w:fill="f8f8f8"/>
+    </w:rPr>
   </w:style>
   <w:style w:type="character" w:customStyle="1" w:styleId="InformationTok">
     <w:name w:val="InformationTok"/>
@@ -3972,7 +4003,8 @@
     <w:rPr>
       <w:b/>
       <w:i/>
-      <w:color w:val="60a0b0"/>
+      <w:color w:val="8f5902"/>
+      <w:shd w:val="clear" w:fill="f8f8f8"/>
     </w:rPr>
   </w:style>
   <w:style w:type="character" w:customStyle="1" w:styleId="WarningTok">
@@ -3981,15 +4013,16 @@
     <w:rPr>
       <w:b/>
       <w:i/>
-      <w:color w:val="60a0b0"/>
+      <w:color w:val="8f5902"/>
+      <w:shd w:val="clear" w:fill="f8f8f8"/>
     </w:rPr>
   </w:style>
   <w:style w:type="character" w:customStyle="1" w:styleId="AlertTok">
     <w:name w:val="AlertTok"/>
     <w:basedOn w:val="VerbatimChar"/>
     <w:rPr>
-      <w:b/>
-      <w:color w:val="ff0000"/>
+      <w:color w:val="ef2929"/>
+      <w:shd w:val="clear" w:fill="f8f8f8"/>
     </w:rPr>
   </w:style>
   <w:style w:type="character" w:customStyle="1" w:styleId="ErrorTok">
@@ -3997,13 +4030,16 @@
     <w:basedOn w:val="VerbatimChar"/>
     <w:rPr>
       <w:b/>
-      <w:color w:val="ff0000"/>
+      <w:color w:val="a40000"/>
+      <w:shd w:val="clear" w:fill="f8f8f8"/>
     </w:rPr>
   </w:style>
   <w:style w:type="character" w:customStyle="1" w:styleId="NormalTok">
     <w:name w:val="NormalTok"/>
     <w:basedOn w:val="VerbatimChar"/>
-    <w:rPr/>
+    <w:rPr>
+      <w:shd w:val="clear" w:fill="f8f8f8"/>
+    </w:rPr>
   </w:style>
 </w:styles>
 </file>

--- a/content/scratch/docx/topic-09-toa-do-va-ban-do.docx
+++ b/content/scratch/docx/topic-09-toa-do-va-ban-do.docx
@@ -3777,7 +3777,6 @@
     <w:link w:val="VerbatimChar"/>
     <w:pPr>
       <w:wordWrap w:val="off"/>
-      <w:shd w:val="clear" w:fill="f8f8f8"/>
     </w:pPr>
   </w:style>
   <w:style w:type="character" w:customStyle="1" w:styleId="KeywordTok">
@@ -3785,96 +3784,85 @@
     <w:basedOn w:val="VerbatimChar"/>
     <w:rPr>
       <w:b/>
-      <w:color w:val="204a87"/>
-      <w:shd w:val="clear" w:fill="f8f8f8"/>
+      <w:color w:val="007020"/>
     </w:rPr>
   </w:style>
   <w:style w:type="character" w:customStyle="1" w:styleId="DataTypeTok">
     <w:name w:val="DataTypeTok"/>
     <w:basedOn w:val="VerbatimChar"/>
     <w:rPr>
-      <w:color w:val="204a87"/>
-      <w:shd w:val="clear" w:fill="f8f8f8"/>
+      <w:color w:val="902000"/>
     </w:rPr>
   </w:style>
   <w:style w:type="character" w:customStyle="1" w:styleId="DecValTok">
     <w:name w:val="DecValTok"/>
     <w:basedOn w:val="VerbatimChar"/>
     <w:rPr>
-      <w:color w:val="0000cf"/>
-      <w:shd w:val="clear" w:fill="f8f8f8"/>
+      <w:color w:val="40a070"/>
     </w:rPr>
   </w:style>
   <w:style w:type="character" w:customStyle="1" w:styleId="BaseNTok">
     <w:name w:val="BaseNTok"/>
     <w:basedOn w:val="VerbatimChar"/>
     <w:rPr>
-      <w:color w:val="0000cf"/>
-      <w:shd w:val="clear" w:fill="f8f8f8"/>
+      <w:color w:val="40a070"/>
     </w:rPr>
   </w:style>
   <w:style w:type="character" w:customStyle="1" w:styleId="FloatTok">
     <w:name w:val="FloatTok"/>
     <w:basedOn w:val="VerbatimChar"/>
     <w:rPr>
-      <w:color w:val="0000cf"/>
-      <w:shd w:val="clear" w:fill="f8f8f8"/>
+      <w:color w:val="40a070"/>
     </w:rPr>
   </w:style>
   <w:style w:type="character" w:customStyle="1" w:styleId="ConstantTok">
     <w:name w:val="ConstantTok"/>
     <w:basedOn w:val="VerbatimChar"/>
     <w:rPr>
-      <w:color w:val="8f5902"/>
-      <w:shd w:val="clear" w:fill="f8f8f8"/>
+      <w:color w:val="880000"/>
     </w:rPr>
   </w:style>
   <w:style w:type="character" w:customStyle="1" w:styleId="CharTok">
     <w:name w:val="CharTok"/>
     <w:basedOn w:val="VerbatimChar"/>
     <w:rPr>
-      <w:color w:val="4e9a06"/>
-      <w:shd w:val="clear" w:fill="f8f8f8"/>
+      <w:color w:val="4070a0"/>
     </w:rPr>
   </w:style>
   <w:style w:type="character" w:customStyle="1" w:styleId="SpecialCharTok">
     <w:name w:val="SpecialCharTok"/>
     <w:basedOn w:val="VerbatimChar"/>
     <w:rPr>
-      <w:b/>
-      <w:color w:val="ce5c00"/>
-      <w:shd w:val="clear" w:fill="f8f8f8"/>
+      <w:color w:val="4070a0"/>
     </w:rPr>
   </w:style>
   <w:style w:type="character" w:customStyle="1" w:styleId="StringTok">
     <w:name w:val="StringTok"/>
     <w:basedOn w:val="VerbatimChar"/>
     <w:rPr>
-      <w:color w:val="4e9a06"/>
-      <w:shd w:val="clear" w:fill="f8f8f8"/>
+      <w:color w:val="4070a0"/>
     </w:rPr>
   </w:style>
   <w:style w:type="character" w:customStyle="1" w:styleId="VerbatimStringTok">
     <w:name w:val="VerbatimStringTok"/>
     <w:basedOn w:val="VerbatimChar"/>
     <w:rPr>
-      <w:color w:val="4e9a06"/>
-      <w:shd w:val="clear" w:fill="f8f8f8"/>
+      <w:color w:val="4070a0"/>
     </w:rPr>
   </w:style>
   <w:style w:type="character" w:customStyle="1" w:styleId="SpecialStringTok">
     <w:name w:val="SpecialStringTok"/>
     <w:basedOn w:val="VerbatimChar"/>
     <w:rPr>
-      <w:color w:val="4e9a06"/>
-      <w:shd w:val="clear" w:fill="f8f8f8"/>
+      <w:color w:val="bb6688"/>
     </w:rPr>
   </w:style>
   <w:style w:type="character" w:customStyle="1" w:styleId="ImportTok">
     <w:name w:val="ImportTok"/>
     <w:basedOn w:val="VerbatimChar"/>
     <w:rPr>
-      <w:shd w:val="clear" w:fill="f8f8f8"/>
+      <w:b/>
+      <w:color w:val="008000"/>
     </w:rPr>
   </w:style>
   <w:style w:type="character" w:customStyle="1" w:styleId="CommentTok">
@@ -3882,18 +3870,15 @@
     <w:basedOn w:val="VerbatimChar"/>
     <w:rPr>
       <w:i/>
-      <w:color w:val="8f5902"/>
-      <w:shd w:val="clear" w:fill="f8f8f8"/>
+      <w:color w:val="60a0b0"/>
     </w:rPr>
   </w:style>
   <w:style w:type="character" w:customStyle="1" w:styleId="DocumentationTok">
     <w:name w:val="DocumentationTok"/>
     <w:basedOn w:val="VerbatimChar"/>
     <w:rPr>
-      <w:b/>
       <w:i/>
-      <w:color w:val="8f5902"/>
-      <w:shd w:val="clear" w:fill="f8f8f8"/>
+      <w:color w:val="ba2121"/>
     </w:rPr>
   </w:style>
   <w:style w:type="character" w:customStyle="1" w:styleId="AnnotationTok">
@@ -3902,8 +3887,7 @@
     <w:rPr>
       <w:b/>
       <w:i/>
-      <w:color w:val="8f5902"/>
-      <w:shd w:val="clear" w:fill="f8f8f8"/>
+      <w:color w:val="60a0b0"/>
     </w:rPr>
   </w:style>
   <w:style w:type="character" w:customStyle="1" w:styleId="CommentVarTok">
@@ -3912,33 +3896,28 @@
     <w:rPr>
       <w:b/>
       <w:i/>
-      <w:color w:val="8f5902"/>
-      <w:shd w:val="clear" w:fill="f8f8f8"/>
+      <w:color w:val="60a0b0"/>
     </w:rPr>
   </w:style>
   <w:style w:type="character" w:customStyle="1" w:styleId="OtherTok">
     <w:name w:val="OtherTok"/>
     <w:basedOn w:val="VerbatimChar"/>
     <w:rPr>
-      <w:color w:val="8f5902"/>
-      <w:shd w:val="clear" w:fill="f8f8f8"/>
+      <w:color w:val="007020"/>
     </w:rPr>
   </w:style>
   <w:style w:type="character" w:customStyle="1" w:styleId="FunctionTok">
     <w:name w:val="FunctionTok"/>
     <w:basedOn w:val="VerbatimChar"/>
     <w:rPr>
-      <w:b/>
-      <w:color w:val="204a87"/>
-      <w:shd w:val="clear" w:fill="f8f8f8"/>
+      <w:color w:val="06287e"/>
     </w:rPr>
   </w:style>
   <w:style w:type="character" w:customStyle="1" w:styleId="VariableTok">
     <w:name w:val="VariableTok"/>
     <w:basedOn w:val="VerbatimChar"/>
     <w:rPr>
-      <w:color w:val="000000"/>
-      <w:shd w:val="clear" w:fill="f8f8f8"/>
+      <w:color w:val="19177c"/>
     </w:rPr>
   </w:style>
   <w:style w:type="character" w:customStyle="1" w:styleId="ControlFlowTok">
@@ -3946,56 +3925,46 @@
     <w:basedOn w:val="VerbatimChar"/>
     <w:rPr>
       <w:b/>
-      <w:color w:val="204a87"/>
-      <w:shd w:val="clear" w:fill="f8f8f8"/>
+      <w:color w:val="007020"/>
     </w:rPr>
   </w:style>
   <w:style w:type="character" w:customStyle="1" w:styleId="OperatorTok">
     <w:name w:val="OperatorTok"/>
     <w:basedOn w:val="VerbatimChar"/>
     <w:rPr>
-      <w:b/>
-      <w:color w:val="ce5c00"/>
-      <w:shd w:val="clear" w:fill="f8f8f8"/>
+      <w:color w:val="666666"/>
     </w:rPr>
   </w:style>
   <w:style w:type="character" w:customStyle="1" w:styleId="BuiltInTok">
     <w:name w:val="BuiltInTok"/>
     <w:basedOn w:val="VerbatimChar"/>
     <w:rPr>
-      <w:shd w:val="clear" w:fill="f8f8f8"/>
+      <w:color w:val="008000"/>
     </w:rPr>
   </w:style>
   <w:style w:type="character" w:customStyle="1" w:styleId="ExtensionTok">
     <w:name w:val="ExtensionTok"/>
     <w:basedOn w:val="VerbatimChar"/>
-    <w:rPr>
-      <w:shd w:val="clear" w:fill="f8f8f8"/>
-    </w:rPr>
+    <w:rPr/>
   </w:style>
   <w:style w:type="character" w:customStyle="1" w:styleId="PreprocessorTok">
     <w:name w:val="PreprocessorTok"/>
     <w:basedOn w:val="VerbatimChar"/>
     <w:rPr>
-      <w:i/>
-      <w:color w:val="8f5902"/>
-      <w:shd w:val="clear" w:fill="f8f8f8"/>
+      <w:color w:val="bc7a00"/>
     </w:rPr>
   </w:style>
   <w:style w:type="character" w:customStyle="1" w:styleId="AttributeTok">
     <w:name w:val="AttributeTok"/>
     <w:basedOn w:val="VerbatimChar"/>
     <w:rPr>
-      <w:color w:val="204a87"/>
-      <w:shd w:val="clear" w:fill="f8f8f8"/>
+      <w:color w:val="7d9029"/>
     </w:rPr>
   </w:style>
   <w:style w:type="character" w:customStyle="1" w:styleId="RegionMarkerTok">
     <w:name w:val="RegionMarkerTok"/>
     <w:basedOn w:val="VerbatimChar"/>
-    <w:rPr>
-      <w:shd w:val="clear" w:fill="f8f8f8"/>
-    </w:rPr>
+    <w:rPr/>
   </w:style>
   <w:style w:type="character" w:customStyle="1" w:styleId="InformationTok">
     <w:name w:val="InformationTok"/>
@@ -4003,8 +3972,7 @@
     <w:rPr>
       <w:b/>
       <w:i/>
-      <w:color w:val="8f5902"/>
-      <w:shd w:val="clear" w:fill="f8f8f8"/>
+      <w:color w:val="60a0b0"/>
     </w:rPr>
   </w:style>
   <w:style w:type="character" w:customStyle="1" w:styleId="WarningTok">
@@ -4013,16 +3981,15 @@
     <w:rPr>
       <w:b/>
       <w:i/>
-      <w:color w:val="8f5902"/>
-      <w:shd w:val="clear" w:fill="f8f8f8"/>
+      <w:color w:val="60a0b0"/>
     </w:rPr>
   </w:style>
   <w:style w:type="character" w:customStyle="1" w:styleId="AlertTok">
     <w:name w:val="AlertTok"/>
     <w:basedOn w:val="VerbatimChar"/>
     <w:rPr>
-      <w:color w:val="ef2929"/>
-      <w:shd w:val="clear" w:fill="f8f8f8"/>
+      <w:b/>
+      <w:color w:val="ff0000"/>
     </w:rPr>
   </w:style>
   <w:style w:type="character" w:customStyle="1" w:styleId="ErrorTok">
@@ -4030,16 +3997,13 @@
     <w:basedOn w:val="VerbatimChar"/>
     <w:rPr>
       <w:b/>
-      <w:color w:val="a40000"/>
-      <w:shd w:val="clear" w:fill="f8f8f8"/>
+      <w:color w:val="ff0000"/>
     </w:rPr>
   </w:style>
   <w:style w:type="character" w:customStyle="1" w:styleId="NormalTok">
     <w:name w:val="NormalTok"/>
     <w:basedOn w:val="VerbatimChar"/>
-    <w:rPr>
-      <w:shd w:val="clear" w:fill="f8f8f8"/>
-    </w:rPr>
+    <w:rPr/>
   </w:style>
 </w:styles>
 </file>
